--- a/docx/the-ball.docx
+++ b/docx/the-ball.docx
@@ -1,6 +1,6 @@
 
 <file path=word/document.xml><?xml version="1.0" encoding="utf-8"?>
-<w:document xmlns:o="urn:schemas-microsoft-com:office:office" xmlns:r="http://schemas.openxmlformats.org/officeDocument/2006/relationships" xmlns:v="urn:schemas-microsoft-com:vml" xmlns:w="http://schemas.openxmlformats.org/wordprocessingml/2006/main" xmlns:w10="urn:schemas-microsoft-com:office:word" xmlns:wp="http://schemas.openxmlformats.org/drawingml/2006/wordprocessingDrawing" xmlns:wps="http://schemas.microsoft.com/office/word/2010/wordprocessingShape" xmlns:wpg="http://schemas.microsoft.com/office/word/2010/wordprocessingGroup" xmlns:mc="http://schemas.openxmlformats.org/markup-compatibility/2006" xmlns:wp14="http://schemas.microsoft.com/office/word/2010/wordprocessingDrawing" xmlns:w14="http://schemas.microsoft.com/office/word/2010/wordml" xmlns:w15="http://schemas.microsoft.com/office/word/2012/wordml" mc:Ignorable="w14 wp14 w15">
+<w:document xmlns:o="urn:schemas-microsoft-com:office:office" xmlns:r="http://schemas.openxmlformats.org/officeDocument/2006/relationships" xmlns:v="urn:schemas-microsoft-com:vml" xmlns:w="http://schemas.openxmlformats.org/wordprocessingml/2006/main" xmlns:w10="urn:schemas-microsoft-com:office:word" xmlns:wp="http://schemas.openxmlformats.org/drawingml/2006/wordprocessingDrawing" xmlns:pic="http://schemas.openxmlformats.org/drawingml/2006/picture" xmlns:wps="http://schemas.microsoft.com/office/word/2010/wordprocessingShape" xmlns:wpg="http://schemas.microsoft.com/office/word/2010/wordprocessingGroup" xmlns:mc="http://schemas.openxmlformats.org/markup-compatibility/2006" xmlns:wp14="http://schemas.microsoft.com/office/word/2010/wordprocessingDrawing" xmlns:w14="http://schemas.microsoft.com/office/word/2010/wordml" xmlns:w15="http://schemas.microsoft.com/office/word/2012/wordml" mc:Ignorable="w14 wp14 w15">
   <w:body>
     <w:p>
       <w:pPr>
@@ -10,14 +10,14 @@
         <w:contextualSpacing w:val="false"/>
         <w:jc w:val="center"/>
         <w:rPr>
-          <w:rFonts w:ascii="Courier New" w:hAnsi="Courier New"/>
-          <w:sz w:val="24"/>
-          <w:szCs w:val="24"/>
-        </w:rPr>
-      </w:pPr>
-      <w:r>
-        <w:rPr>
-          <w:rFonts w:ascii="Courier New" w:hAnsi="Courier New"/>
+          <w:rFonts w:ascii="Times New Roman" w:hAnsi="Times New Roman"/>
+          <w:sz w:val="24"/>
+          <w:szCs w:val="24"/>
+        </w:rPr>
+      </w:pPr>
+      <w:r>
+        <w:rPr>
+          <w:rFonts w:ascii="Times New Roman" w:hAnsi="Times New Roman"/>
           <w:sz w:val="24"/>
           <w:szCs w:val="24"/>
         </w:rPr>
@@ -31,14 +31,14 @@
         <w:contextualSpacing w:val="false"/>
         <w:jc w:val="center"/>
         <w:rPr>
-          <w:rFonts w:ascii="Courier New" w:hAnsi="Courier New"/>
-          <w:sz w:val="24"/>
-          <w:szCs w:val="24"/>
-        </w:rPr>
-      </w:pPr>
-      <w:r>
-        <w:rPr>
-          <w:rFonts w:ascii="Courier New" w:hAnsi="Courier New"/>
+          <w:rFonts w:ascii="Times New Roman" w:hAnsi="Times New Roman"/>
+          <w:sz w:val="24"/>
+          <w:szCs w:val="24"/>
+        </w:rPr>
+      </w:pPr>
+      <w:r>
+        <w:rPr>
+          <w:rFonts w:ascii="Times New Roman" w:hAnsi="Times New Roman"/>
           <w:sz w:val="24"/>
           <w:szCs w:val="24"/>
         </w:rPr>
@@ -52,14 +52,12 @@
         <w:contextualSpacing w:val="false"/>
         <w:jc w:val="center"/>
         <w:rPr>
-          <w:rFonts w:ascii="Courier New" w:hAnsi="Courier New"/>
-          <w:sz w:val="24"/>
-          <w:szCs w:val="24"/>
-        </w:rPr>
-      </w:pPr>
-      <w:r>
-        <w:rPr>
-          <w:rFonts w:ascii="Courier New" w:hAnsi="Courier New"/>
+          <w:rFonts w:ascii="Times New Roman" w:hAnsi="Times New Roman"/>
+        </w:rPr>
+      </w:pPr>
+      <w:r>
+        <w:rPr>
+          <w:rFonts w:ascii="Times New Roman" w:hAnsi="Times New Roman"/>
           <w:sz w:val="24"/>
           <w:szCs w:val="24"/>
         </w:rPr>
@@ -73,14 +71,12 @@
         <w:ind w:firstLine="1134"/>
         <w:jc w:val="center"/>
         <w:rPr>
-          <w:rFonts w:ascii="Courier New" w:hAnsi="Courier New"/>
-          <w:sz w:val="24"/>
-          <w:szCs w:val="24"/>
-        </w:rPr>
-      </w:pPr>
-      <w:r>
-        <w:rPr>
-          <w:rFonts w:ascii="Courier New" w:hAnsi="Courier New"/>
+          <w:rFonts w:ascii="Times New Roman" w:hAnsi="Times New Roman"/>
+        </w:rPr>
+      </w:pPr>
+      <w:r>
+        <w:rPr>
+          <w:rFonts w:ascii="Times New Roman" w:hAnsi="Times New Roman"/>
           <w:sz w:val="24"/>
           <w:szCs w:val="24"/>
         </w:rPr>
@@ -94,14 +90,12 @@
         <w:ind w:firstLine="1134"/>
         <w:jc w:val="center"/>
         <w:rPr>
-          <w:rFonts w:ascii="Courier New" w:hAnsi="Courier New"/>
-          <w:sz w:val="24"/>
-          <w:szCs w:val="24"/>
-        </w:rPr>
-      </w:pPr>
-      <w:r>
-        <w:rPr>
-          <w:rFonts w:ascii="Courier New" w:hAnsi="Courier New"/>
+          <w:rFonts w:ascii="Times New Roman" w:hAnsi="Times New Roman"/>
+        </w:rPr>
+      </w:pPr>
+      <w:r>
+        <w:rPr>
+          <w:rFonts w:ascii="Times New Roman" w:hAnsi="Times New Roman"/>
           <w:sz w:val="24"/>
           <w:szCs w:val="24"/>
         </w:rPr>
@@ -115,14 +109,14 @@
         <w:ind w:firstLine="1134"/>
         <w:jc w:val="center"/>
         <w:rPr>
-          <w:rFonts w:ascii="Courier New" w:hAnsi="Courier New"/>
-          <w:sz w:val="24"/>
-          <w:szCs w:val="24"/>
-        </w:rPr>
-      </w:pPr>
-      <w:r>
-        <w:rPr>
-          <w:rFonts w:ascii="Courier New" w:hAnsi="Courier New"/>
+          <w:rFonts w:ascii="Times New Roman" w:hAnsi="Times New Roman"/>
+          <w:sz w:val="24"/>
+          <w:szCs w:val="24"/>
+        </w:rPr>
+      </w:pPr>
+      <w:r>
+        <w:rPr>
+          <w:rFonts w:ascii="Times New Roman" w:hAnsi="Times New Roman"/>
           <w:sz w:val="24"/>
           <w:szCs w:val="24"/>
         </w:rPr>
@@ -134,14 +128,14 @@
         <w:spacing w:lineRule="auto" w:line="480" w:before="0" w:after="0"/>
         <w:ind w:hanging="0"/>
         <w:rPr>
-          <w:rFonts w:ascii="Courier New" w:hAnsi="Courier New"/>
-          <w:sz w:val="24"/>
-          <w:szCs w:val="24"/>
-        </w:rPr>
-      </w:pPr>
-      <w:r>
-        <w:rPr>
-          <w:rFonts w:ascii="Courier New" w:hAnsi="Courier New"/>
+          <w:rFonts w:ascii="Times New Roman" w:hAnsi="Times New Roman"/>
+          <w:sz w:val="24"/>
+          <w:szCs w:val="24"/>
+        </w:rPr>
+      </w:pPr>
+      <w:r>
+        <w:rPr>
+          <w:rFonts w:ascii="Times New Roman" w:hAnsi="Times New Roman"/>
           <w:sz w:val="24"/>
           <w:szCs w:val="24"/>
         </w:rPr>
@@ -153,14 +147,14 @@
         <w:spacing w:lineRule="auto" w:line="480" w:before="0" w:after="0"/>
         <w:ind w:hanging="0"/>
         <w:rPr>
-          <w:rFonts w:ascii="Courier New" w:hAnsi="Courier New"/>
-          <w:sz w:val="24"/>
-          <w:szCs w:val="24"/>
-        </w:rPr>
-      </w:pPr>
-      <w:r>
-        <w:rPr>
-          <w:rFonts w:ascii="Courier New" w:hAnsi="Courier New"/>
+          <w:rFonts w:ascii="Times New Roman" w:hAnsi="Times New Roman"/>
+          <w:sz w:val="24"/>
+          <w:szCs w:val="24"/>
+        </w:rPr>
+      </w:pPr>
+      <w:r>
+        <w:rPr>
+          <w:rFonts w:ascii="Times New Roman" w:hAnsi="Times New Roman"/>
           <w:sz w:val="24"/>
           <w:szCs w:val="24"/>
         </w:rPr>
@@ -172,14 +166,12 @@
         <w:spacing w:lineRule="auto" w:line="480" w:before="0" w:after="0"/>
         <w:ind w:firstLine="567"/>
         <w:rPr>
-          <w:rFonts w:ascii="Courier New" w:hAnsi="Courier New"/>
-          <w:sz w:val="24"/>
-          <w:szCs w:val="24"/>
-        </w:rPr>
-      </w:pPr>
-      <w:r>
-        <w:rPr>
-          <w:rFonts w:ascii="Courier New" w:hAnsi="Courier New"/>
+          <w:rFonts w:ascii="Times New Roman" w:hAnsi="Times New Roman"/>
+        </w:rPr>
+      </w:pPr>
+      <w:r>
+        <w:rPr>
+          <w:rFonts w:ascii="Times New Roman" w:hAnsi="Times New Roman"/>
           <w:sz w:val="24"/>
           <w:szCs w:val="24"/>
         </w:rPr>
@@ -192,34 +184,16 @@
         <w:spacing w:lineRule="auto" w:line="480" w:before="0" w:after="0"/>
         <w:ind w:firstLine="567"/>
         <w:rPr>
-          <w:rFonts w:ascii="Courier New" w:hAnsi="Courier New"/>
-          <w:sz w:val="24"/>
-          <w:szCs w:val="24"/>
-        </w:rPr>
-      </w:pPr>
-      <w:r>
-        <w:rPr>
-          <w:rFonts w:ascii="Courier New" w:hAnsi="Courier New"/>
-          <w:sz w:val="24"/>
-          <w:szCs w:val="24"/>
-        </w:rPr>
-        <w:t xml:space="preserve">But that is your world, and there are many others. In one, the boy knows the girl will pull the ball away but has internalized everything that people have said about him and believes repeated disappointment is all he deserves. In others, the boy knows he is a fictional character. Here, even a single wry chuckle from a reader is enough to bring him back to the field. There, he believes the artist who created him is a god, and that being fooled by the girl is his divine purpose. It is not for him to ask why he must humiliate himself, any more than it is </w:t>
-      </w:r>
-      <w:r>
-        <w:rPr>
-          <w:rFonts w:ascii="Courier New" w:hAnsi="Courier New"/>
-          <w:sz w:val="24"/>
-          <w:szCs w:val="24"/>
-        </w:rPr>
-        <w:t>y</w:t>
-      </w:r>
-      <w:r>
-        <w:rPr>
-          <w:rFonts w:ascii="Courier New" w:hAnsi="Courier New"/>
-          <w:sz w:val="24"/>
-          <w:szCs w:val="24"/>
-        </w:rPr>
-        <w:t>our place to ask why children starve while the sinful prosper.</w:t>
+          <w:rFonts w:ascii="Times New Roman" w:hAnsi="Times New Roman"/>
+        </w:rPr>
+      </w:pPr>
+      <w:r>
+        <w:rPr>
+          <w:rFonts w:ascii="Times New Roman" w:hAnsi="Times New Roman"/>
+          <w:sz w:val="24"/>
+          <w:szCs w:val="24"/>
+        </w:rPr>
+        <w:t>But that is your world, and there are many others. In one, the boy knows the girl will pull the ball away but has internalized everything that people have said about him and believes repeated disappointment is all he deserves. In others, the boy knows he is a fictional character. Here, even a single wry chuckle from a reader is enough to bring him back to the field. There, he believes the artist who created him is a god, and that being fooled by the girl is his divine purpose. It is not for him to ask why he must humiliate himself, any more than it is your place to ask why children starve while the sinful prosper.</w:t>
       </w:r>
     </w:p>
     <w:p>
@@ -228,14 +202,12 @@
         <w:spacing w:lineRule="auto" w:line="480" w:before="0" w:after="0"/>
         <w:ind w:firstLine="567"/>
         <w:rPr>
-          <w:rFonts w:ascii="Courier New" w:hAnsi="Courier New"/>
-          <w:sz w:val="24"/>
-          <w:szCs w:val="24"/>
-        </w:rPr>
-      </w:pPr>
-      <w:r>
-        <w:rPr>
-          <w:rFonts w:ascii="Courier New" w:hAnsi="Courier New"/>
+          <w:rFonts w:ascii="Times New Roman" w:hAnsi="Times New Roman"/>
+        </w:rPr>
+      </w:pPr>
+      <w:r>
+        <w:rPr>
+          <w:rFonts w:ascii="Times New Roman" w:hAnsi="Times New Roman"/>
           <w:sz w:val="24"/>
           <w:szCs w:val="24"/>
         </w:rPr>
@@ -248,14 +220,12 @@
         <w:spacing w:lineRule="auto" w:line="480" w:before="0" w:after="0"/>
         <w:ind w:firstLine="567"/>
         <w:rPr>
-          <w:rFonts w:ascii="Courier New" w:hAnsi="Courier New"/>
-          <w:sz w:val="24"/>
-          <w:szCs w:val="24"/>
-        </w:rPr>
-      </w:pPr>
-      <w:r>
-        <w:rPr>
-          <w:rFonts w:ascii="Courier New" w:hAnsi="Courier New"/>
+          <w:rFonts w:ascii="Times New Roman" w:hAnsi="Times New Roman"/>
+        </w:rPr>
+      </w:pPr>
+      <w:r>
+        <w:rPr>
+          <w:rFonts w:ascii="Times New Roman" w:hAnsi="Times New Roman"/>
           <w:sz w:val="24"/>
           <w:szCs w:val="24"/>
         </w:rPr>
@@ -268,14 +238,12 @@
         <w:spacing w:lineRule="auto" w:line="480" w:before="0" w:after="0"/>
         <w:ind w:firstLine="567"/>
         <w:rPr>
-          <w:rFonts w:ascii="Courier New" w:hAnsi="Courier New"/>
-          <w:sz w:val="24"/>
-          <w:szCs w:val="24"/>
-        </w:rPr>
-      </w:pPr>
-      <w:r>
-        <w:rPr>
-          <w:rFonts w:ascii="Courier New" w:hAnsi="Courier New"/>
+          <w:rFonts w:ascii="Times New Roman" w:hAnsi="Times New Roman"/>
+        </w:rPr>
+      </w:pPr>
+      <w:r>
+        <w:rPr>
+          <w:rFonts w:ascii="Times New Roman" w:hAnsi="Times New Roman"/>
           <w:sz w:val="24"/>
           <w:szCs w:val="24"/>
         </w:rPr>
@@ -288,14 +256,12 @@
         <w:spacing w:lineRule="auto" w:line="480" w:before="0" w:after="0"/>
         <w:ind w:firstLine="567"/>
         <w:rPr>
-          <w:rFonts w:ascii="Courier New" w:hAnsi="Courier New"/>
-          <w:sz w:val="24"/>
-          <w:szCs w:val="24"/>
-        </w:rPr>
-      </w:pPr>
-      <w:r>
-        <w:rPr>
-          <w:rFonts w:ascii="Courier New" w:hAnsi="Courier New"/>
+          <w:rFonts w:ascii="Times New Roman" w:hAnsi="Times New Roman"/>
+        </w:rPr>
+      </w:pPr>
+      <w:r>
+        <w:rPr>
+          <w:rFonts w:ascii="Times New Roman" w:hAnsi="Times New Roman"/>
           <w:i/>
           <w:iCs/>
           <w:sz w:val="24"/>
@@ -310,14 +276,12 @@
         <w:spacing w:lineRule="auto" w:line="480" w:before="0" w:after="0"/>
         <w:ind w:firstLine="567"/>
         <w:rPr>
-          <w:rFonts w:ascii="Courier New" w:hAnsi="Courier New"/>
-          <w:sz w:val="24"/>
-          <w:szCs w:val="24"/>
-        </w:rPr>
-      </w:pPr>
-      <w:r>
-        <w:rPr>
-          <w:rFonts w:ascii="Courier New" w:hAnsi="Courier New"/>
+          <w:rFonts w:ascii="Times New Roman" w:hAnsi="Times New Roman"/>
+        </w:rPr>
+      </w:pPr>
+      <w:r>
+        <w:rPr>
+          <w:rFonts w:ascii="Times New Roman" w:hAnsi="Times New Roman"/>
           <w:sz w:val="24"/>
           <w:szCs w:val="24"/>
         </w:rPr>
@@ -325,7 +289,7 @@
       </w:r>
       <w:r>
         <w:rPr>
-          <w:rFonts w:ascii="Courier New" w:hAnsi="Courier New"/>
+          <w:rFonts w:ascii="Times New Roman" w:hAnsi="Times New Roman"/>
           <w:i/>
           <w:iCs/>
           <w:sz w:val="24"/>
@@ -335,7 +299,7 @@
       </w:r>
       <w:r>
         <w:rPr>
-          <w:rFonts w:ascii="Courier New" w:hAnsi="Courier New"/>
+          <w:rFonts w:ascii="Times New Roman" w:hAnsi="Times New Roman"/>
           <w:sz w:val="24"/>
           <w:szCs w:val="24"/>
         </w:rPr>
@@ -348,14 +312,12 @@
         <w:spacing w:lineRule="auto" w:line="480" w:before="0" w:after="0"/>
         <w:ind w:firstLine="567"/>
         <w:rPr>
-          <w:rFonts w:ascii="Courier New" w:hAnsi="Courier New"/>
-          <w:sz w:val="24"/>
-          <w:szCs w:val="24"/>
-        </w:rPr>
-      </w:pPr>
-      <w:r>
-        <w:rPr>
-          <w:rFonts w:ascii="Courier New" w:hAnsi="Courier New"/>
+          <w:rFonts w:ascii="Times New Roman" w:hAnsi="Times New Roman"/>
+        </w:rPr>
+      </w:pPr>
+      <w:r>
+        <w:rPr>
+          <w:rFonts w:ascii="Times New Roman" w:hAnsi="Times New Roman"/>
           <w:sz w:val="24"/>
           <w:szCs w:val="24"/>
         </w:rPr>
@@ -363,7 +325,7 @@
       </w:r>
       <w:r>
         <w:rPr>
-          <w:rFonts w:ascii="Courier New" w:hAnsi="Courier New"/>
+          <w:rFonts w:ascii="Times New Roman" w:hAnsi="Times New Roman"/>
           <w:i/>
           <w:iCs/>
           <w:sz w:val="24"/>
@@ -373,7 +335,7 @@
       </w:r>
       <w:r>
         <w:rPr>
-          <w:rFonts w:ascii="Courier New" w:hAnsi="Courier New"/>
+          <w:rFonts w:ascii="Times New Roman" w:hAnsi="Times New Roman"/>
           <w:sz w:val="24"/>
           <w:szCs w:val="24"/>
         </w:rPr>
@@ -386,14 +348,12 @@
         <w:spacing w:lineRule="auto" w:line="480" w:before="0" w:after="0"/>
         <w:ind w:firstLine="567"/>
         <w:rPr>
-          <w:rFonts w:ascii="Courier New" w:hAnsi="Courier New"/>
-          <w:sz w:val="24"/>
-          <w:szCs w:val="24"/>
-        </w:rPr>
-      </w:pPr>
-      <w:r>
-        <w:rPr>
-          <w:rFonts w:ascii="Courier New" w:hAnsi="Courier New"/>
+          <w:rFonts w:ascii="Times New Roman" w:hAnsi="Times New Roman"/>
+        </w:rPr>
+      </w:pPr>
+      <w:r>
+        <w:rPr>
+          <w:rFonts w:ascii="Times New Roman" w:hAnsi="Times New Roman"/>
           <w:sz w:val="24"/>
           <w:szCs w:val="24"/>
         </w:rPr>
@@ -401,7 +361,7 @@
       </w:r>
       <w:r>
         <w:rPr>
-          <w:rFonts w:ascii="Courier New" w:hAnsi="Courier New"/>
+          <w:rFonts w:ascii="Times New Roman" w:hAnsi="Times New Roman"/>
           <w:i/>
           <w:iCs/>
           <w:sz w:val="24"/>
@@ -411,7 +371,7 @@
       </w:r>
       <w:r>
         <w:rPr>
-          <w:rFonts w:ascii="Courier New" w:hAnsi="Courier New"/>
+          <w:rFonts w:ascii="Times New Roman" w:hAnsi="Times New Roman"/>
           <w:sz w:val="24"/>
           <w:szCs w:val="24"/>
         </w:rPr>
@@ -424,14 +384,12 @@
         <w:spacing w:lineRule="auto" w:line="480" w:before="0" w:after="0"/>
         <w:ind w:firstLine="567"/>
         <w:rPr>
-          <w:rFonts w:ascii="Courier New" w:hAnsi="Courier New"/>
-          <w:sz w:val="24"/>
-          <w:szCs w:val="24"/>
-        </w:rPr>
-      </w:pPr>
-      <w:r>
-        <w:rPr>
-          <w:rFonts w:ascii="Courier New" w:hAnsi="Courier New"/>
+          <w:rFonts w:ascii="Times New Roman" w:hAnsi="Times New Roman"/>
+        </w:rPr>
+      </w:pPr>
+      <w:r>
+        <w:rPr>
+          <w:rFonts w:ascii="Times New Roman" w:hAnsi="Times New Roman"/>
           <w:sz w:val="24"/>
           <w:szCs w:val="24"/>
         </w:rPr>
@@ -444,34 +402,16 @@
         <w:spacing w:lineRule="auto" w:line="480" w:before="0" w:after="0"/>
         <w:ind w:firstLine="567"/>
         <w:rPr>
-          <w:rFonts w:ascii="Courier New" w:hAnsi="Courier New"/>
-          <w:sz w:val="24"/>
-          <w:szCs w:val="24"/>
-        </w:rPr>
-      </w:pPr>
-      <w:r>
-        <w:rPr>
-          <w:rFonts w:ascii="Courier New" w:hAnsi="Courier New"/>
-          <w:sz w:val="24"/>
-          <w:szCs w:val="24"/>
-        </w:rPr>
-        <w:t>And here, finally, is the best world of all. In it, the boy is just waiting for the girl to ask, "Why do you keep trying?" so that he can say, "Because I love you and want to be here when you ready to move on to another game." His friends think he is foolish and the artist is perplexed, but the boy doesn't care. He just cares that when she hugs the ball to her chest and says, "But I don't know any other games," he will be there to say, "</w:t>
-      </w:r>
-      <w:r>
-        <w:rPr>
-          <w:rFonts w:ascii="Courier New" w:hAnsi="Courier New"/>
-          <w:sz w:val="24"/>
-          <w:szCs w:val="24"/>
-        </w:rPr>
-        <w:t>We can</w:t>
-      </w:r>
-      <w:r>
-        <w:rPr>
-          <w:rFonts w:ascii="Courier New" w:hAnsi="Courier New"/>
-          <w:sz w:val="24"/>
-          <w:szCs w:val="24"/>
-        </w:rPr>
-        <w:t xml:space="preserve"> make one up together."</w:t>
+          <w:rFonts w:ascii="Times New Roman" w:hAnsi="Times New Roman"/>
+        </w:rPr>
+      </w:pPr>
+      <w:r>
+        <w:rPr>
+          <w:rFonts w:ascii="Times New Roman" w:hAnsi="Times New Roman"/>
+          <w:sz w:val="24"/>
+          <w:szCs w:val="24"/>
+        </w:rPr>
+        <w:t>And here, finally, is the best world of all. In it, the boy is just waiting for the girl to ask, "Why do you keep trying?" so that he can say, "Because I love you and want to be here when you ready to move on to another game." His friends think he is foolish and the artist is perplexed, but the boy doesn't care. He just cares that when she hugs the ball to her chest and says, "But I don't know any other games," he will be there to say, "We can make one up together."</w:t>
       </w:r>
     </w:p>
     <w:sectPr>
@@ -490,7 +430,7 @@
 </file>
 
 <file path=word/header1.xml><?xml version="1.0" encoding="utf-8"?>
-<w:hdr xmlns:o="urn:schemas-microsoft-com:office:office" xmlns:r="http://schemas.openxmlformats.org/officeDocument/2006/relationships" xmlns:v="urn:schemas-microsoft-com:vml" xmlns:w="http://schemas.openxmlformats.org/wordprocessingml/2006/main" xmlns:w10="urn:schemas-microsoft-com:office:word" xmlns:wp="http://schemas.openxmlformats.org/drawingml/2006/wordprocessingDrawing" xmlns:wps="http://schemas.microsoft.com/office/word/2010/wordprocessingShape" xmlns:wpg="http://schemas.microsoft.com/office/word/2010/wordprocessingGroup" xmlns:mc="http://schemas.openxmlformats.org/markup-compatibility/2006" xmlns:wp14="http://schemas.microsoft.com/office/word/2010/wordprocessingDrawing" xmlns:w14="http://schemas.microsoft.com/office/word/2010/wordml" xmlns:w15="http://schemas.microsoft.com/office/word/2012/wordml" mc:Ignorable="w14 wp14 w15">
+<w:hdr xmlns:o="urn:schemas-microsoft-com:office:office" xmlns:r="http://schemas.openxmlformats.org/officeDocument/2006/relationships" xmlns:v="urn:schemas-microsoft-com:vml" xmlns:w="http://schemas.openxmlformats.org/wordprocessingml/2006/main" xmlns:w10="urn:schemas-microsoft-com:office:word" xmlns:wp="http://schemas.openxmlformats.org/drawingml/2006/wordprocessingDrawing" xmlns:pic="http://schemas.openxmlformats.org/drawingml/2006/picture" xmlns:wps="http://schemas.microsoft.com/office/word/2010/wordprocessingShape" xmlns:wpg="http://schemas.microsoft.com/office/word/2010/wordprocessingGroup" xmlns:mc="http://schemas.openxmlformats.org/markup-compatibility/2006" xmlns:wp14="http://schemas.microsoft.com/office/word/2010/wordprocessingDrawing" xmlns:w14="http://schemas.microsoft.com/office/word/2010/wordml" xmlns:w15="http://schemas.microsoft.com/office/word/2012/wordml" mc:Ignorable="w14 wp14 w15">
   <w:p>
     <w:pPr>
       <w:pStyle w:val="Header"/>
@@ -512,9 +452,6 @@
       <w:rPr/>
       <w:tab/>
       <w:tab/>
-    </w:r>
-    <w:r>
-      <w:rPr/>
       <w:t xml:space="preserve">Wilson / The Ball / </w:t>
     </w:r>
   </w:p>
@@ -522,7 +459,7 @@
 </file>
 
 <file path=word/header2.xml><?xml version="1.0" encoding="utf-8"?>
-<w:hdr xmlns:o="urn:schemas-microsoft-com:office:office" xmlns:r="http://schemas.openxmlformats.org/officeDocument/2006/relationships" xmlns:v="urn:schemas-microsoft-com:vml" xmlns:w="http://schemas.openxmlformats.org/wordprocessingml/2006/main" xmlns:w10="urn:schemas-microsoft-com:office:word" xmlns:wp="http://schemas.openxmlformats.org/drawingml/2006/wordprocessingDrawing" xmlns:wps="http://schemas.microsoft.com/office/word/2010/wordprocessingShape" xmlns:wpg="http://schemas.microsoft.com/office/word/2010/wordprocessingGroup" xmlns:mc="http://schemas.openxmlformats.org/markup-compatibility/2006" xmlns:wp14="http://schemas.microsoft.com/office/word/2010/wordprocessingDrawing" xmlns:w14="http://schemas.microsoft.com/office/word/2010/wordml" xmlns:w15="http://schemas.microsoft.com/office/word/2012/wordml" mc:Ignorable="w14 wp14 w15">
+<w:hdr xmlns:o="urn:schemas-microsoft-com:office:office" xmlns:r="http://schemas.openxmlformats.org/officeDocument/2006/relationships" xmlns:v="urn:schemas-microsoft-com:vml" xmlns:w="http://schemas.openxmlformats.org/wordprocessingml/2006/main" xmlns:w10="urn:schemas-microsoft-com:office:word" xmlns:wp="http://schemas.openxmlformats.org/drawingml/2006/wordprocessingDrawing" xmlns:pic="http://schemas.openxmlformats.org/drawingml/2006/picture" xmlns:wps="http://schemas.microsoft.com/office/word/2010/wordprocessingShape" xmlns:wpg="http://schemas.microsoft.com/office/word/2010/wordprocessingGroup" xmlns:mc="http://schemas.openxmlformats.org/markup-compatibility/2006" xmlns:wp14="http://schemas.microsoft.com/office/word/2010/wordprocessingDrawing" xmlns:w14="http://schemas.microsoft.com/office/word/2010/wordml" xmlns:w15="http://schemas.microsoft.com/office/word/2012/wordml" mc:Ignorable="w14 wp14 w15">
   <w:p>
     <w:pPr>
       <w:pStyle w:val="Header"/>
@@ -587,6 +524,7 @@
     <w:qFormat/>
     <w:pPr>
       <w:widowControl/>
+      <w:suppressAutoHyphens w:val="true"/>
       <w:bidi w:val="0"/>
       <w:spacing w:before="0" w:after="200"/>
       <w:jc w:val="left"/>
@@ -601,7 +539,7 @@
     </w:rPr>
   </w:style>
   <w:style w:type="paragraph" w:styleId="Heading1">
-    <w:name w:val="Heading 1"/>
+    <w:name w:val="heading 1"/>
     <w:basedOn w:val="Normal"/>
     <w:next w:val="BodyText"/>
     <w:link w:val="Heading1Char"/>
@@ -622,7 +560,7 @@
     </w:rPr>
   </w:style>
   <w:style w:type="paragraph" w:styleId="Heading2">
-    <w:name w:val="Heading 2"/>
+    <w:name w:val="heading 2"/>
     <w:basedOn w:val="Normal"/>
     <w:next w:val="BodyText"/>
     <w:link w:val="Heading2Char"/>
@@ -645,7 +583,7 @@
     </w:rPr>
   </w:style>
   <w:style w:type="paragraph" w:styleId="Heading3">
-    <w:name w:val="Heading 3"/>
+    <w:name w:val="heading 3"/>
     <w:basedOn w:val="Normal"/>
     <w:next w:val="BodyText"/>
     <w:link w:val="Heading3Char"/>
@@ -668,7 +606,7 @@
     </w:rPr>
   </w:style>
   <w:style w:type="paragraph" w:styleId="Heading4">
-    <w:name w:val="Heading 4"/>
+    <w:name w:val="heading 4"/>
     <w:basedOn w:val="Normal"/>
     <w:next w:val="BodyText"/>
     <w:link w:val="Heading4Char"/>
@@ -691,7 +629,7 @@
     </w:rPr>
   </w:style>
   <w:style w:type="paragraph" w:styleId="Heading5">
-    <w:name w:val="Heading 5"/>
+    <w:name w:val="heading 5"/>
     <w:basedOn w:val="Normal"/>
     <w:next w:val="BodyText"/>
     <w:link w:val="Heading5Char"/>
@@ -712,7 +650,7 @@
     </w:rPr>
   </w:style>
   <w:style w:type="paragraph" w:styleId="Heading6">
-    <w:name w:val="Heading 6"/>
+    <w:name w:val="heading 6"/>
     <w:basedOn w:val="Normal"/>
     <w:next w:val="BodyText"/>
     <w:link w:val="Heading6Char"/>
@@ -735,7 +673,7 @@
     </w:rPr>
   </w:style>
   <w:style w:type="paragraph" w:styleId="Heading7">
-    <w:name w:val="Heading 7"/>
+    <w:name w:val="heading 7"/>
     <w:basedOn w:val="Normal"/>
     <w:next w:val="BodyText"/>
     <w:link w:val="Heading7Char"/>
@@ -756,7 +694,7 @@
     </w:rPr>
   </w:style>
   <w:style w:type="paragraph" w:styleId="Heading8">
-    <w:name w:val="Heading 8"/>
+    <w:name w:val="heading 8"/>
     <w:basedOn w:val="Normal"/>
     <w:next w:val="BodyText"/>
     <w:link w:val="Heading8Char"/>
@@ -779,7 +717,7 @@
     </w:rPr>
   </w:style>
   <w:style w:type="paragraph" w:styleId="Heading9">
-    <w:name w:val="Heading 9"/>
+    <w:name w:val="heading 9"/>
     <w:basedOn w:val="Normal"/>
     <w:next w:val="BodyText"/>
     <w:link w:val="Heading9Char"/>
@@ -985,16 +923,23 @@
     <w:qFormat/>
     <w:rPr/>
   </w:style>
+  <w:style w:type="character" w:styleId="FootnoteCharactersuser">
+    <w:name w:val="Footnote Characters (user)"/>
+    <w:basedOn w:val="BodyTextChar"/>
+    <w:qFormat/>
+    <w:rPr>
+      <w:vertAlign w:val="superscript"/>
+    </w:rPr>
+  </w:style>
   <w:style w:type="character" w:styleId="FootnoteCharacters">
     <w:name w:val="Footnote Characters"/>
-    <w:basedOn w:val="BodyTextChar"/>
     <w:qFormat/>
     <w:rPr>
       <w:vertAlign w:val="superscript"/>
     </w:rPr>
   </w:style>
   <w:style w:type="character" w:styleId="FootnoteReference">
-    <w:name w:val="Footnote Reference"/>
+    <w:name w:val="footnote reference"/>
     <w:rPr>
       <w:vertAlign w:val="superscript"/>
     </w:rPr>
@@ -1297,7 +1242,7 @@
     </w:rPr>
   </w:style>
   <w:style w:type="paragraph" w:styleId="Caption">
-    <w:name w:val="Caption"/>
+    <w:name w:val="caption"/>
     <w:basedOn w:val="Normal"/>
     <w:link w:val="BodyTextChar"/>
     <w:qFormat/>
@@ -1381,6 +1326,7 @@
       <w:keepNext w:val="true"/>
       <w:keepLines/>
       <w:widowControl/>
+      <w:suppressAutoHyphens w:val="true"/>
       <w:bidi w:val="0"/>
       <w:spacing w:before="0" w:after="200"/>
       <w:jc w:val="center"/>
@@ -1402,6 +1348,7 @@
       <w:keepNext w:val="true"/>
       <w:keepLines/>
       <w:widowControl/>
+      <w:suppressAutoHyphens w:val="true"/>
       <w:bidi w:val="0"/>
       <w:spacing w:before="0" w:after="200"/>
       <w:jc w:val="center"/>
@@ -1468,7 +1415,7 @@
     <w:rPr/>
   </w:style>
   <w:style w:type="paragraph" w:styleId="FootnoteText">
-    <w:name w:val="Footnote Text"/>
+    <w:name w:val="footnote text"/>
     <w:basedOn w:val="Normal"/>
     <w:uiPriority w:val="9"/>
     <w:unhideWhenUsed/>
@@ -1543,7 +1490,7 @@
     <w:rPr/>
   </w:style>
   <w:style w:type="paragraph" w:styleId="IndexHeading">
-    <w:name w:val="Index Heading"/>
+    <w:name w:val="index heading"/>
     <w:basedOn w:val="Heading"/>
     <w:pPr/>
     <w:rPr/>
@@ -1589,7 +1536,7 @@
     <w:rPr/>
   </w:style>
   <w:style w:type="paragraph" w:styleId="Header">
-    <w:name w:val="Header"/>
+    <w:name w:val="header"/>
     <w:basedOn w:val="HeaderandFooter"/>
     <w:pPr>
       <w:suppressLineNumbers/>
